--- a/docs/development/releases/v1.12.0/sprint-124-word-preview-fidelity/research/corpus/word/10-unsupported-content.docx
+++ b/docs/development/releases/v1.12.0/sprint-124-word-preview-fidelity/research/corpus/word/10-unsupported-content.docx
@@ -125,7 +125,7 @@
           <w:noProof/>
         </w:rPr>
         <w:drawing>
-          <wp:inline distT="0" distB="0" distL="0" distR="0" wp14:anchorId="0BBC0FE9" wp14:editId="48BB074E">
+          <wp:inline distT="0" distB="0" distL="0" distR="0" wp14:anchorId="77B9D407" wp14:editId="2F081671">
             <wp:extent cx="5029200" cy="2743200"/>
             <wp:effectExtent l="0" t="0" r="0" b="0"/>
             <wp:docPr id="900" name="Chart 1"/>
@@ -160,10 +160,10 @@
 <file path=word/numbering.xml><?xml version="1.0" encoding="utf-8"?>
 <w:numbering xmlns:wpc="http://schemas.microsoft.com/office/word/2010/wordprocessingCanvas" xmlns:cx="http://schemas.microsoft.com/office/drawing/2014/chartex" xmlns:cx1="http://schemas.microsoft.com/office/drawing/2015/9/8/chartex" xmlns:cx2="http://schemas.microsoft.com/office/drawing/2015/10/21/chartex" xmlns:cx3="http://schemas.microsoft.com/office/drawing/2016/5/9/chartex" xmlns:cx4="http://schemas.microsoft.com/office/drawing/2016/5/10/chartex" xmlns:cx5="http://schemas.microsoft.com/office/drawing/2016/5/11/chartex" xmlns:cx6="http://schemas.microsoft.com/office/drawing/2016/5/12/chartex" xmlns:cx7="http://schemas.microsoft.com/office/drawing/2016/5/13/chartex" xmlns:cx8="http://schemas.microsoft.com/office/drawing/2016/5/14/chartex" xmlns:mc="http://schemas.openxmlformats.org/markup-compatibility/2006" xmlns:m="http://schemas.openxmlformats.org/officeDocument/2006/math" xmlns:aink="http://schemas.microsoft.com/office/drawing/2016/ink" xmlns:am3d="http://schemas.microsoft.com/office/drawing/2017/model3d" xmlns:oel="http://schemas.microsoft.com/office/2019/extlst" xmlns:r="http://schemas.openxmlformats.org/officeDocument/2006/relationships" xmlns:wp14="http://schemas.microsoft.com/office/word/2010/wordprocessingDrawing" xmlns:wp="http://schemas.openxmlformats.org/drawingml/2006/wordprocessingDrawing" xmlns:wpg="http://schemas.microsoft.com/office/word/2010/wordprocessingGroup" xmlns:wpi="http://schemas.microsoft.com/office/word/2010/wordprocessingInk" xmlns:wps="http://schemas.microsoft.com/office/word/2010/wordprocessingShape" xmlns:o="urn:schemas-microsoft-com:office:office" xmlns:v="urn:schemas-microsoft-com:vml" xmlns:w10="urn:schemas-microsoft-com:office:word" xmlns:w="http://schemas.openxmlformats.org/wordprocessingml/2006/main" xmlns:w14="http://schemas.microsoft.com/office/word/2010/wordml" xmlns:w15="http://schemas.microsoft.com/office/word/2012/wordml" xmlns:w16cex="http://schemas.microsoft.com/office/word/2018/wordml/cex" xmlns:w16cid="http://schemas.microsoft.com/office/word/2016/wordml/cid" xmlns:w16="http://schemas.microsoft.com/office/word/2018/wordml" xmlns:w16sdtdh="http://schemas.microsoft.com/office/word/2020/wordml/sdtdatahash" xmlns:w16sdtfl="http://schemas.microsoft.com/office/word/2024/wordml/sdtformatlock" xmlns:w16se="http://schemas.microsoft.com/office/word/2015/wordml/symex" xmlns:w16du="http://schemas.microsoft.com/office/word/2023/wordml/word16du" xmlns:wne="http://schemas.microsoft.com/office/word/2006/wordml" mc:Ignorable="w14 w15 w16se w16cid w16 w16cex w16sdtdh w16sdtfl w16du wp14">
   <w:abstractNum w:abstractNumId="0" w15:restartNumberingAfterBreak="0">
-    <w:nsid w:val="39314A31"/>
+    <w:nsid w:val="70721018"/>
     <w:multiLevelType w:val="hybridMultilevel"/>
-    <w:tmpl w:val="F7A4EEE8"/>
-    <w:lvl w:ilvl="0" w:tplc="C262A586">
+    <w:tmpl w:val="4E22BE72"/>
+    <w:lvl w:ilvl="0" w:tplc="BF8E23E4">
       <w:start w:val="1"/>
       <w:numFmt w:val="bullet"/>
       <w:lvlText w:val="●"/>
@@ -172,7 +172,7 @@
         <w:ind w:left="720" w:hanging="360"/>
       </w:pPr>
     </w:lvl>
-    <w:lvl w:ilvl="1" w:tplc="8828F6BC">
+    <w:lvl w:ilvl="1" w:tplc="4E2A37B8">
       <w:start w:val="1"/>
       <w:numFmt w:val="bullet"/>
       <w:lvlText w:val="○"/>
@@ -181,7 +181,7 @@
         <w:ind w:left="1440" w:hanging="360"/>
       </w:pPr>
     </w:lvl>
-    <w:lvl w:ilvl="2" w:tplc="2A52EE14">
+    <w:lvl w:ilvl="2" w:tplc="F0DE34EA">
       <w:start w:val="1"/>
       <w:numFmt w:val="bullet"/>
       <w:lvlText w:val="■"/>
@@ -190,7 +190,7 @@
         <w:ind w:left="2160" w:hanging="360"/>
       </w:pPr>
     </w:lvl>
-    <w:lvl w:ilvl="3" w:tplc="1A8CE6A4">
+    <w:lvl w:ilvl="3" w:tplc="6714BFF0">
       <w:start w:val="1"/>
       <w:numFmt w:val="bullet"/>
       <w:lvlText w:val="●"/>
@@ -199,7 +199,7 @@
         <w:ind w:left="2880" w:hanging="360"/>
       </w:pPr>
     </w:lvl>
-    <w:lvl w:ilvl="4" w:tplc="AA38B92A">
+    <w:lvl w:ilvl="4" w:tplc="0FD6C42A">
       <w:start w:val="1"/>
       <w:numFmt w:val="bullet"/>
       <w:lvlText w:val="○"/>
@@ -208,7 +208,7 @@
         <w:ind w:left="3600" w:hanging="360"/>
       </w:pPr>
     </w:lvl>
-    <w:lvl w:ilvl="5" w:tplc="F0C69364">
+    <w:lvl w:ilvl="5" w:tplc="0630C046">
       <w:start w:val="1"/>
       <w:numFmt w:val="bullet"/>
       <w:lvlText w:val="■"/>
@@ -217,7 +217,7 @@
         <w:ind w:left="4320" w:hanging="360"/>
       </w:pPr>
     </w:lvl>
-    <w:lvl w:ilvl="6" w:tplc="112C05C0">
+    <w:lvl w:ilvl="6" w:tplc="E6E6AAC0">
       <w:start w:val="1"/>
       <w:numFmt w:val="bullet"/>
       <w:lvlText w:val="●"/>
@@ -226,7 +226,7 @@
         <w:ind w:left="5040" w:hanging="360"/>
       </w:pPr>
     </w:lvl>
-    <w:lvl w:ilvl="7" w:tplc="09AA25AA">
+    <w:lvl w:ilvl="7" w:tplc="186EB0CC">
       <w:start w:val="1"/>
       <w:numFmt w:val="bullet"/>
       <w:lvlText w:val="●"/>
@@ -235,7 +235,7 @@
         <w:ind w:left="5760" w:hanging="360"/>
       </w:pPr>
     </w:lvl>
-    <w:lvl w:ilvl="8" w:tplc="6366C5CA">
+    <w:lvl w:ilvl="8" w:tplc="1E642DBA">
       <w:start w:val="1"/>
       <w:numFmt w:val="bullet"/>
       <w:lvlText w:val="●"/>
@@ -245,7 +245,7 @@
       </w:pPr>
     </w:lvl>
   </w:abstractNum>
-  <w:num w:numId="1" w16cid:durableId="52584557">
+  <w:num w:numId="1" w16cid:durableId="1143233754">
     <w:abstractNumId w:val="0"/>
     <w:lvlOverride w:ilvl="0">
       <w:startOverride w:val="1"/>
@@ -882,7 +882,7 @@
           </c:val>
           <c:extLst>
             <c:ext xmlns:c16="http://schemas.microsoft.com/office/drawing/2014/chart" uri="{C3380CC4-5D6E-409C-BE32-E72D297353CC}">
-              <c16:uniqueId val="{00000000-92A3-7044-80B4-8E0BE27D68D2}"/>
+              <c16:uniqueId val="{00000000-5BC1-8040-8EAF-9D32809A00A0}"/>
             </c:ext>
           </c:extLst>
         </c:ser>
